--- a/Exercice de recherche.docx
+++ b/Exercice de recherche.docx
@@ -288,7 +288,6 @@
           <w:lang w:eastAsia="fr-FR"/>
         </w:rPr>
       </w:pPr>
-      <w:bookmarkStart w:id="0" w:name="_GoBack"/>
     </w:p>
     <w:p>
       <w:pPr>
@@ -626,7 +625,6 @@
         </w:rPr>
       </w:pPr>
     </w:p>
-    <w:bookmarkEnd w:id="0"/>
     <w:p>
       <w:pPr>
         <w:spacing w:after="0" w:line="330" w:lineRule="atLeast"/>
@@ -1158,25 +1156,7 @@
           <w:szCs w:val="24"/>
           <w:lang w:eastAsia="fr-FR"/>
         </w:rPr>
-        <w:t xml:space="preserve">DEMANDER </w:t>
-      </w:r>
-      <w:r>
-        <w:rPr>
-          <w:rFonts w:eastAsia="Times New Roman" w:cstheme="minorHAnsi"/>
-          <w:sz w:val="24"/>
-          <w:szCs w:val="24"/>
-          <w:lang w:eastAsia="fr-FR"/>
-        </w:rPr>
-        <w:t>un nombre</w:t>
-      </w:r>
-      <w:r>
-        <w:rPr>
-          <w:rFonts w:eastAsia="Times New Roman" w:cstheme="minorHAnsi"/>
-          <w:sz w:val="24"/>
-          <w:szCs w:val="24"/>
-          <w:lang w:eastAsia="fr-FR"/>
-        </w:rPr>
-        <w:t xml:space="preserve"> à l’utilisateur</w:t>
+        <w:t>DEMANDER un nombre à l’utilisateur</w:t>
       </w:r>
     </w:p>
     <w:p>
@@ -1199,16 +1179,7 @@
           <w:szCs w:val="24"/>
           <w:lang w:eastAsia="fr-FR"/>
         </w:rPr>
-        <w:t>nombre</w:t>
-      </w:r>
-      <w:r>
-        <w:rPr>
-          <w:rFonts w:eastAsia="Times New Roman" w:cstheme="minorHAnsi"/>
-          <w:sz w:val="24"/>
-          <w:szCs w:val="24"/>
-          <w:lang w:eastAsia="fr-FR"/>
-        </w:rPr>
-        <w:t>ATrouver</w:t>
+        <w:t>nombreATrouver</w:t>
       </w:r>
       <w:proofErr w:type="spellEnd"/>
       <w:proofErr w:type="gramEnd"/>
@@ -1435,14 +1406,6 @@
           <w:lang w:eastAsia="fr-FR"/>
         </w:rPr>
         <w:tab/>
-      </w:r>
-      <w:r>
-        <w:rPr>
-          <w:rFonts w:eastAsia="Times New Roman" w:cstheme="minorHAnsi"/>
-          <w:sz w:val="24"/>
-          <w:szCs w:val="24"/>
-          <w:lang w:eastAsia="fr-FR"/>
-        </w:rPr>
         <w:t xml:space="preserve">AJOUTER i à </w:t>
       </w:r>
       <w:proofErr w:type="spellStart"/>
@@ -1526,14 +1489,6 @@
           <w:lang w:eastAsia="fr-FR"/>
         </w:rPr>
         <w:tab/>
-      </w:r>
-      <w:r>
-        <w:rPr>
-          <w:rFonts w:eastAsia="Times New Roman" w:cstheme="minorHAnsi"/>
-          <w:sz w:val="24"/>
-          <w:szCs w:val="24"/>
-          <w:lang w:eastAsia="fr-FR"/>
-        </w:rPr>
         <w:t>FIN</w:t>
       </w:r>
       <w:r>
@@ -2145,6 +2100,129 @@
       <w:r>
         <w:t>FIN TANT QUE</w:t>
       </w:r>
+    </w:p>
+    <w:p>
+      <w:r>
+        <w:tab/>
+        <w:t>RETOURNER « Non trouvé »</w:t>
+      </w:r>
+    </w:p>
+    <w:p>
+      <w:r>
+        <w:t>FIN FONCTION</w:t>
+      </w:r>
+    </w:p>
+    <w:p>
+      <w:r>
+        <w:t>//Traçage</w:t>
+      </w:r>
+    </w:p>
+    <w:p>
+      <w:r>
+        <w:t>Passage 1 début = 0 et fin = 11 – 1 = 10</w:t>
+      </w:r>
+    </w:p>
+    <w:p>
+      <w:r>
+        <w:t>Milieu = arrondi (0+</w:t>
+      </w:r>
+      <w:proofErr w:type="gramStart"/>
+      <w:r>
+        <w:t>10)/</w:t>
+      </w:r>
+      <w:proofErr w:type="gramEnd"/>
+      <w:r>
+        <w:t>2 = 5</w:t>
+      </w:r>
+    </w:p>
+    <w:p>
+      <w:r>
+        <w:t>Valeur index 5 = 23</w:t>
+      </w:r>
+    </w:p>
+    <w:p>
+      <w:r>
+        <w:t>23 &gt; 5 donc fin devient milieu</w:t>
+      </w:r>
+    </w:p>
+    <w:p/>
+    <w:p>
+      <w:r>
+        <w:t>Passage 2 début = 0 et fin = 5</w:t>
+      </w:r>
+    </w:p>
+    <w:p>
+      <w:r>
+        <w:t>Milieu= arrondi (0+</w:t>
+      </w:r>
+      <w:proofErr w:type="gramStart"/>
+      <w:r>
+        <w:t>5)/</w:t>
+      </w:r>
+      <w:proofErr w:type="gramEnd"/>
+      <w:r>
+        <w:t>2 = 2.5 = 3</w:t>
+      </w:r>
+    </w:p>
+    <w:p>
+      <w:r>
+        <w:t>Valeur index 3 = 8</w:t>
+      </w:r>
+    </w:p>
+    <w:p>
+      <w:r>
+        <w:t>8 &gt; 5 donc fin devient milieu</w:t>
+      </w:r>
+    </w:p>
+    <w:p/>
+    <w:p>
+      <w:r>
+        <w:t xml:space="preserve">Passage 3 </w:t>
+      </w:r>
+      <w:proofErr w:type="spellStart"/>
+      <w:r>
+        <w:t>debut</w:t>
+      </w:r>
+      <w:proofErr w:type="spellEnd"/>
+      <w:r>
+        <w:t xml:space="preserve"> = 0 et fin = 3</w:t>
+      </w:r>
+    </w:p>
+    <w:p>
+      <w:r>
+        <w:t>Milieu = arrondi (0+</w:t>
+      </w:r>
+      <w:proofErr w:type="gramStart"/>
+      <w:r>
+        <w:t>3)/</w:t>
+      </w:r>
+      <w:proofErr w:type="gramEnd"/>
+      <w:r>
+        <w:t>2 = 1.5=2</w:t>
+      </w:r>
+    </w:p>
+    <w:p>
+      <w:r>
+        <w:t>Valeur index 2 = 5</w:t>
+      </w:r>
+    </w:p>
+    <w:p>
+      <w:r>
+        <w:t>5 = 5 donc</w:t>
+      </w:r>
+    </w:p>
+    <w:p>
+      <w:r>
+        <w:t>Fin de traçage</w:t>
+      </w:r>
+    </w:p>
+    <w:p/>
+    <w:p>
+      <w:r>
+        <w:t>Donc l’index de 5 est 2</w:t>
+      </w:r>
+      <w:bookmarkStart w:id="0" w:name="_GoBack"/>
+      <w:bookmarkEnd w:id="0"/>
     </w:p>
     <w:sectPr>
       <w:pgSz w:w="11906" w:h="16838"/>

--- a/Exercice de recherche.docx
+++ b/Exercice de recherche.docx
@@ -218,399 +218,14 @@
         <w:textAlignment w:val="baseline"/>
         <w:rPr>
           <w:rFonts w:eastAsia="Times New Roman" w:cstheme="minorHAnsi"/>
-          <w:sz w:val="24"/>
-          <w:szCs w:val="24"/>
-          <w:lang w:eastAsia="fr-FR"/>
-        </w:rPr>
-      </w:pPr>
-      <w:r>
-        <w:rPr>
-          <w:rFonts w:eastAsia="Times New Roman" w:cstheme="minorHAnsi"/>
-          <w:sz w:val="24"/>
-          <w:szCs w:val="24"/>
-          <w:lang w:eastAsia="fr-FR"/>
-        </w:rPr>
-        <w:t>//Variable</w:t>
-      </w:r>
-    </w:p>
-    <w:p>
-      <w:pPr>
-        <w:spacing w:after="0" w:line="330" w:lineRule="atLeast"/>
-        <w:textAlignment w:val="baseline"/>
-        <w:rPr>
-          <w:rFonts w:eastAsia="Times New Roman" w:cstheme="minorHAnsi"/>
-          <w:sz w:val="24"/>
-          <w:szCs w:val="24"/>
-          <w:lang w:eastAsia="fr-FR"/>
-        </w:rPr>
-      </w:pPr>
-      <w:proofErr w:type="spellStart"/>
-      <w:proofErr w:type="gramStart"/>
-      <w:r>
-        <w:rPr>
-          <w:rFonts w:eastAsia="Times New Roman" w:cstheme="minorHAnsi"/>
-          <w:sz w:val="24"/>
-          <w:szCs w:val="24"/>
-          <w:lang w:eastAsia="fr-FR"/>
-        </w:rPr>
-        <w:t>listePrenom</w:t>
-      </w:r>
-      <w:proofErr w:type="spellEnd"/>
-      <w:r>
-        <w:rPr>
-          <w:rFonts w:eastAsia="Times New Roman" w:cstheme="minorHAnsi"/>
-          <w:sz w:val="24"/>
-          <w:szCs w:val="24"/>
-          <w:lang w:eastAsia="fr-FR"/>
-        </w:rPr>
-        <w:t>[</w:t>
-      </w:r>
-      <w:proofErr w:type="gramEnd"/>
-      <w:r>
-        <w:rPr>
-          <w:rFonts w:eastAsia="Times New Roman" w:cstheme="minorHAnsi"/>
-          <w:sz w:val="24"/>
-          <w:szCs w:val="24"/>
-          <w:lang w:eastAsia="fr-FR"/>
-        </w:rPr>
-        <w:t>]</w:t>
-      </w:r>
-    </w:p>
-    <w:p>
-      <w:pPr>
-        <w:spacing w:after="0" w:line="330" w:lineRule="atLeast"/>
-        <w:textAlignment w:val="baseline"/>
-        <w:rPr>
-          <w:rFonts w:eastAsia="Times New Roman" w:cstheme="minorHAnsi"/>
           <w:i/>
           <w:sz w:val="24"/>
           <w:szCs w:val="24"/>
           <w:lang w:eastAsia="fr-FR"/>
         </w:rPr>
       </w:pPr>
-    </w:p>
-    <w:p>
-      <w:pPr>
-        <w:spacing w:after="0" w:line="330" w:lineRule="atLeast"/>
-        <w:textAlignment w:val="baseline"/>
-        <w:rPr>
-          <w:rFonts w:eastAsia="Times New Roman" w:cstheme="minorHAnsi"/>
-          <w:i/>
-          <w:sz w:val="24"/>
-          <w:szCs w:val="24"/>
-          <w:lang w:eastAsia="fr-FR"/>
-        </w:rPr>
-      </w:pPr>
-      <w:r>
-        <w:rPr>
-          <w:rFonts w:eastAsia="Times New Roman" w:cstheme="minorHAnsi"/>
-          <w:i/>
-          <w:sz w:val="24"/>
-          <w:szCs w:val="24"/>
-          <w:lang w:eastAsia="fr-FR"/>
-        </w:rPr>
-        <w:t>//FONCTION d’ajout et de tri</w:t>
-      </w:r>
-    </w:p>
-    <w:p>
-      <w:pPr>
-        <w:spacing w:after="0" w:line="330" w:lineRule="atLeast"/>
-        <w:textAlignment w:val="baseline"/>
-        <w:rPr>
-          <w:rFonts w:eastAsia="Times New Roman" w:cstheme="minorHAnsi"/>
-          <w:i/>
-          <w:sz w:val="24"/>
-          <w:szCs w:val="24"/>
-          <w:lang w:eastAsia="fr-FR"/>
-        </w:rPr>
-      </w:pPr>
-      <w:r>
-        <w:rPr>
-          <w:rFonts w:eastAsia="Times New Roman" w:cstheme="minorHAnsi"/>
-          <w:i/>
-          <w:sz w:val="24"/>
-          <w:szCs w:val="24"/>
-          <w:lang w:eastAsia="fr-FR"/>
-        </w:rPr>
-        <w:t xml:space="preserve">FONCTION </w:t>
-      </w:r>
-      <w:proofErr w:type="spellStart"/>
-      <w:r>
-        <w:rPr>
-          <w:rFonts w:eastAsia="Times New Roman" w:cstheme="minorHAnsi"/>
-          <w:i/>
-          <w:sz w:val="24"/>
-          <w:szCs w:val="24"/>
-          <w:lang w:eastAsia="fr-FR"/>
-        </w:rPr>
-        <w:t>ajouterPrenom</w:t>
-      </w:r>
-      <w:proofErr w:type="spellEnd"/>
-      <w:r>
-        <w:rPr>
-          <w:rFonts w:eastAsia="Times New Roman" w:cstheme="minorHAnsi"/>
-          <w:i/>
-          <w:sz w:val="24"/>
-          <w:szCs w:val="24"/>
-          <w:lang w:eastAsia="fr-FR"/>
-        </w:rPr>
-        <w:t>(</w:t>
-      </w:r>
-      <w:proofErr w:type="spellStart"/>
-      <w:proofErr w:type="gramStart"/>
-      <w:r>
-        <w:rPr>
-          <w:rFonts w:eastAsia="Times New Roman" w:cstheme="minorHAnsi"/>
-          <w:i/>
-          <w:sz w:val="24"/>
-          <w:szCs w:val="24"/>
-          <w:lang w:eastAsia="fr-FR"/>
-        </w:rPr>
-        <w:t>listePrenom,prenom</w:t>
-      </w:r>
-      <w:proofErr w:type="spellEnd"/>
-      <w:proofErr w:type="gramEnd"/>
-      <w:r>
-        <w:rPr>
-          <w:rFonts w:eastAsia="Times New Roman" w:cstheme="minorHAnsi"/>
-          <w:i/>
-          <w:sz w:val="24"/>
-          <w:szCs w:val="24"/>
-          <w:lang w:eastAsia="fr-FR"/>
-        </w:rPr>
-        <w:t>)</w:t>
-      </w:r>
-    </w:p>
-    <w:p>
-      <w:pPr>
-        <w:spacing w:after="0" w:line="330" w:lineRule="atLeast"/>
-        <w:textAlignment w:val="baseline"/>
-        <w:rPr>
-          <w:rFonts w:eastAsia="Times New Roman" w:cstheme="minorHAnsi"/>
-          <w:i/>
-          <w:sz w:val="24"/>
-          <w:szCs w:val="24"/>
-          <w:lang w:eastAsia="fr-FR"/>
-        </w:rPr>
-      </w:pPr>
-      <w:r>
-        <w:rPr>
-          <w:rFonts w:eastAsia="Times New Roman" w:cstheme="minorHAnsi"/>
-          <w:i/>
-          <w:sz w:val="24"/>
-          <w:szCs w:val="24"/>
-          <w:lang w:eastAsia="fr-FR"/>
-        </w:rPr>
-        <w:t>DEMANDER à l’utilisateur de créer un prénom</w:t>
-      </w:r>
-    </w:p>
-    <w:p>
-      <w:pPr>
-        <w:spacing w:after="0" w:line="330" w:lineRule="atLeast"/>
-        <w:textAlignment w:val="baseline"/>
-        <w:rPr>
-          <w:rFonts w:eastAsia="Times New Roman" w:cstheme="minorHAnsi"/>
-          <w:i/>
-          <w:sz w:val="24"/>
-          <w:szCs w:val="24"/>
-          <w:lang w:eastAsia="fr-FR"/>
-        </w:rPr>
-      </w:pPr>
-      <w:proofErr w:type="spellStart"/>
-      <w:r>
-        <w:rPr>
-          <w:rFonts w:eastAsia="Times New Roman" w:cstheme="minorHAnsi"/>
-          <w:i/>
-          <w:sz w:val="24"/>
-          <w:szCs w:val="24"/>
-          <w:lang w:eastAsia="fr-FR"/>
-        </w:rPr>
-        <w:t>Prenom</w:t>
-      </w:r>
-      <w:proofErr w:type="spellEnd"/>
-      <w:r>
-        <w:rPr>
-          <w:rFonts w:eastAsia="Times New Roman" w:cstheme="minorHAnsi"/>
-          <w:i/>
-          <w:sz w:val="24"/>
-          <w:szCs w:val="24"/>
-          <w:lang w:eastAsia="fr-FR"/>
-        </w:rPr>
-        <w:t xml:space="preserve"> &lt;- entrée utilisateur</w:t>
-      </w:r>
-    </w:p>
-    <w:p>
-      <w:pPr>
-        <w:spacing w:after="0" w:line="330" w:lineRule="atLeast"/>
-        <w:textAlignment w:val="baseline"/>
-        <w:rPr>
-          <w:rFonts w:eastAsia="Times New Roman" w:cstheme="minorHAnsi"/>
-          <w:i/>
-          <w:sz w:val="24"/>
-          <w:szCs w:val="24"/>
-          <w:lang w:eastAsia="fr-FR"/>
-        </w:rPr>
-      </w:pPr>
-      <w:r>
-        <w:rPr>
-          <w:rFonts w:eastAsia="Times New Roman" w:cstheme="minorHAnsi"/>
-          <w:i/>
-          <w:sz w:val="24"/>
-          <w:szCs w:val="24"/>
-          <w:lang w:eastAsia="fr-FR"/>
-        </w:rPr>
-        <w:t xml:space="preserve">AJOUTER </w:t>
-      </w:r>
-      <w:proofErr w:type="spellStart"/>
-      <w:r>
-        <w:rPr>
-          <w:rFonts w:eastAsia="Times New Roman" w:cstheme="minorHAnsi"/>
-          <w:i/>
-          <w:sz w:val="24"/>
-          <w:szCs w:val="24"/>
-          <w:lang w:eastAsia="fr-FR"/>
-        </w:rPr>
-        <w:t>prenom</w:t>
-      </w:r>
-      <w:proofErr w:type="spellEnd"/>
-      <w:r>
-        <w:rPr>
-          <w:rFonts w:eastAsia="Times New Roman" w:cstheme="minorHAnsi"/>
-          <w:i/>
-          <w:sz w:val="24"/>
-          <w:szCs w:val="24"/>
-          <w:lang w:eastAsia="fr-FR"/>
-        </w:rPr>
-        <w:t xml:space="preserve"> à </w:t>
-      </w:r>
-      <w:proofErr w:type="spellStart"/>
-      <w:proofErr w:type="gramStart"/>
-      <w:r>
-        <w:rPr>
-          <w:rFonts w:eastAsia="Times New Roman" w:cstheme="minorHAnsi"/>
-          <w:i/>
-          <w:sz w:val="24"/>
-          <w:szCs w:val="24"/>
-          <w:lang w:eastAsia="fr-FR"/>
-        </w:rPr>
-        <w:t>listeprenom</w:t>
-      </w:r>
-      <w:proofErr w:type="spellEnd"/>
-      <w:r>
-        <w:rPr>
-          <w:rFonts w:eastAsia="Times New Roman" w:cstheme="minorHAnsi"/>
-          <w:i/>
-          <w:sz w:val="24"/>
-          <w:szCs w:val="24"/>
-          <w:lang w:eastAsia="fr-FR"/>
-        </w:rPr>
-        <w:t>[</w:t>
-      </w:r>
-      <w:proofErr w:type="gramEnd"/>
-      <w:r>
-        <w:rPr>
-          <w:rFonts w:eastAsia="Times New Roman" w:cstheme="minorHAnsi"/>
-          <w:i/>
-          <w:sz w:val="24"/>
-          <w:szCs w:val="24"/>
-          <w:lang w:eastAsia="fr-FR"/>
-        </w:rPr>
-        <w:t>]</w:t>
-      </w:r>
-    </w:p>
-    <w:p>
-      <w:pPr>
-        <w:spacing w:after="0" w:line="330" w:lineRule="atLeast"/>
-        <w:textAlignment w:val="baseline"/>
-        <w:rPr>
-          <w:rFonts w:eastAsia="Times New Roman" w:cstheme="minorHAnsi"/>
-          <w:i/>
-          <w:sz w:val="24"/>
-          <w:szCs w:val="24"/>
-          <w:lang w:eastAsia="fr-FR"/>
-        </w:rPr>
-      </w:pPr>
-      <w:proofErr w:type="spellStart"/>
-      <w:r>
-        <w:rPr>
-          <w:rFonts w:eastAsia="Times New Roman" w:cstheme="minorHAnsi"/>
-          <w:i/>
-          <w:sz w:val="24"/>
-          <w:szCs w:val="24"/>
-          <w:lang w:eastAsia="fr-FR"/>
-        </w:rPr>
-        <w:t>Prenomajouter</w:t>
-      </w:r>
-      <w:proofErr w:type="spellEnd"/>
-      <w:r>
-        <w:rPr>
-          <w:rFonts w:eastAsia="Times New Roman" w:cstheme="minorHAnsi"/>
-          <w:i/>
-          <w:sz w:val="24"/>
-          <w:szCs w:val="24"/>
-          <w:lang w:eastAsia="fr-FR"/>
-        </w:rPr>
-        <w:t xml:space="preserve"> &lt;- taille de </w:t>
-      </w:r>
-      <w:proofErr w:type="spellStart"/>
-      <w:r>
-        <w:rPr>
-          <w:rFonts w:eastAsia="Times New Roman" w:cstheme="minorHAnsi"/>
-          <w:i/>
-          <w:sz w:val="24"/>
-          <w:szCs w:val="24"/>
-          <w:lang w:eastAsia="fr-FR"/>
-        </w:rPr>
-        <w:t>listeprenom</w:t>
-      </w:r>
-      <w:proofErr w:type="spellEnd"/>
-      <w:r>
-        <w:rPr>
-          <w:rFonts w:eastAsia="Times New Roman" w:cstheme="minorHAnsi"/>
-          <w:i/>
-          <w:sz w:val="24"/>
-          <w:szCs w:val="24"/>
-          <w:lang w:eastAsia="fr-FR"/>
-        </w:rPr>
-        <w:t xml:space="preserve"> -1</w:t>
-      </w:r>
-    </w:p>
-    <w:p>
-      <w:pPr>
-        <w:spacing w:after="0" w:line="330" w:lineRule="atLeast"/>
-        <w:textAlignment w:val="baseline"/>
-        <w:rPr>
-          <w:rFonts w:eastAsia="Times New Roman" w:cstheme="minorHAnsi"/>
-          <w:i/>
-          <w:sz w:val="24"/>
-          <w:szCs w:val="24"/>
-          <w:lang w:eastAsia="fr-FR"/>
-        </w:rPr>
-      </w:pPr>
-      <w:r>
-        <w:rPr>
-          <w:rFonts w:eastAsia="Times New Roman" w:cstheme="minorHAnsi"/>
-          <w:i/>
-          <w:sz w:val="24"/>
-          <w:szCs w:val="24"/>
-          <w:lang w:eastAsia="fr-FR"/>
-        </w:rPr>
-        <w:tab/>
-        <w:t>POUR i de n -2 à 0</w:t>
-      </w:r>
-    </w:p>
-    <w:p>
-      <w:pPr>
-        <w:spacing w:after="0" w:line="330" w:lineRule="atLeast"/>
-        <w:textAlignment w:val="baseline"/>
-        <w:rPr>
-          <w:rFonts w:eastAsia="Times New Roman" w:cstheme="minorHAnsi"/>
-          <w:i/>
-          <w:sz w:val="24"/>
-          <w:szCs w:val="24"/>
-          <w:lang w:eastAsia="fr-FR"/>
-        </w:rPr>
-      </w:pPr>
+      <w:bookmarkStart w:id="0" w:name="_GoBack"/>
+      <w:bookmarkEnd w:id="0"/>
     </w:p>
     <w:p>
       <w:pPr>
@@ -2221,8 +1836,6 @@
       <w:r>
         <w:t>Donc l’index de 5 est 2</w:t>
       </w:r>
-      <w:bookmarkStart w:id="0" w:name="_GoBack"/>
-      <w:bookmarkEnd w:id="0"/>
     </w:p>
     <w:sectPr>
       <w:pgSz w:w="11906" w:h="16838"/>

--- a/Exercice de recherche.docx
+++ b/Exercice de recherche.docx
@@ -224,6 +224,957 @@
           <w:lang w:eastAsia="fr-FR"/>
         </w:rPr>
       </w:pPr>
+    </w:p>
+    <w:p>
+      <w:pPr>
+        <w:spacing w:after="0" w:line="330" w:lineRule="atLeast"/>
+        <w:textAlignment w:val="baseline"/>
+        <w:rPr>
+          <w:rFonts w:eastAsia="Times New Roman" w:cstheme="minorHAnsi"/>
+          <w:i/>
+          <w:sz w:val="24"/>
+          <w:szCs w:val="24"/>
+          <w:lang w:eastAsia="fr-FR"/>
+        </w:rPr>
+      </w:pPr>
+    </w:p>
+    <w:p>
+      <w:pPr>
+        <w:spacing w:after="0" w:line="330" w:lineRule="atLeast"/>
+        <w:textAlignment w:val="baseline"/>
+        <w:rPr>
+          <w:rFonts w:eastAsia="Times New Roman" w:cstheme="minorHAnsi"/>
+          <w:sz w:val="24"/>
+          <w:szCs w:val="24"/>
+          <w:lang w:eastAsia="fr-FR"/>
+        </w:rPr>
+      </w:pPr>
+      <w:r>
+        <w:rPr>
+          <w:rFonts w:eastAsia="Times New Roman" w:cstheme="minorHAnsi"/>
+          <w:sz w:val="24"/>
+          <w:szCs w:val="24"/>
+          <w:lang w:eastAsia="fr-FR"/>
+        </w:rPr>
+        <w:t>//Variable</w:t>
+      </w:r>
+    </w:p>
+    <w:p>
+      <w:pPr>
+        <w:spacing w:after="0" w:line="330" w:lineRule="atLeast"/>
+        <w:textAlignment w:val="baseline"/>
+        <w:rPr>
+          <w:rFonts w:eastAsia="Times New Roman" w:cstheme="minorHAnsi"/>
+          <w:sz w:val="24"/>
+          <w:szCs w:val="24"/>
+          <w:lang w:eastAsia="fr-FR"/>
+        </w:rPr>
+      </w:pPr>
+      <w:proofErr w:type="spellStart"/>
+      <w:proofErr w:type="gramStart"/>
+      <w:r>
+        <w:rPr>
+          <w:rFonts w:eastAsia="Times New Roman" w:cstheme="minorHAnsi"/>
+          <w:sz w:val="24"/>
+          <w:szCs w:val="24"/>
+          <w:lang w:eastAsia="fr-FR"/>
+        </w:rPr>
+        <w:t>listePrenom</w:t>
+      </w:r>
+      <w:proofErr w:type="spellEnd"/>
+      <w:r>
+        <w:rPr>
+          <w:rFonts w:eastAsia="Times New Roman" w:cstheme="minorHAnsi"/>
+          <w:sz w:val="24"/>
+          <w:szCs w:val="24"/>
+          <w:lang w:eastAsia="fr-FR"/>
+        </w:rPr>
+        <w:t>[</w:t>
+      </w:r>
+      <w:proofErr w:type="gramEnd"/>
+      <w:r>
+        <w:rPr>
+          <w:rFonts w:eastAsia="Times New Roman" w:cstheme="minorHAnsi"/>
+          <w:sz w:val="24"/>
+          <w:szCs w:val="24"/>
+          <w:lang w:eastAsia="fr-FR"/>
+        </w:rPr>
+        <w:t>]</w:t>
+      </w:r>
+    </w:p>
+    <w:p>
+      <w:pPr>
+        <w:spacing w:after="0" w:line="330" w:lineRule="atLeast"/>
+        <w:textAlignment w:val="baseline"/>
+        <w:rPr>
+          <w:rFonts w:eastAsia="Times New Roman" w:cstheme="minorHAnsi"/>
+          <w:i/>
+          <w:sz w:val="24"/>
+          <w:szCs w:val="24"/>
+          <w:lang w:eastAsia="fr-FR"/>
+        </w:rPr>
+      </w:pPr>
+    </w:p>
+    <w:p>
+      <w:pPr>
+        <w:spacing w:after="0" w:line="330" w:lineRule="atLeast"/>
+        <w:textAlignment w:val="baseline"/>
+        <w:rPr>
+          <w:rFonts w:eastAsia="Times New Roman" w:cstheme="minorHAnsi"/>
+          <w:sz w:val="24"/>
+          <w:szCs w:val="24"/>
+          <w:lang w:eastAsia="fr-FR"/>
+        </w:rPr>
+      </w:pPr>
+      <w:r>
+        <w:rPr>
+          <w:rFonts w:eastAsia="Times New Roman" w:cstheme="minorHAnsi"/>
+          <w:sz w:val="24"/>
+          <w:szCs w:val="24"/>
+          <w:lang w:eastAsia="fr-FR"/>
+        </w:rPr>
+        <w:t>//FONCTION d’ajout et de tri</w:t>
+      </w:r>
+    </w:p>
+    <w:p>
+      <w:pPr>
+        <w:spacing w:after="0" w:line="330" w:lineRule="atLeast"/>
+        <w:textAlignment w:val="baseline"/>
+        <w:rPr>
+          <w:rFonts w:eastAsia="Times New Roman" w:cstheme="minorHAnsi"/>
+          <w:sz w:val="24"/>
+          <w:szCs w:val="24"/>
+          <w:lang w:eastAsia="fr-FR"/>
+        </w:rPr>
+      </w:pPr>
+      <w:r>
+        <w:rPr>
+          <w:rFonts w:eastAsia="Times New Roman" w:cstheme="minorHAnsi"/>
+          <w:sz w:val="24"/>
+          <w:szCs w:val="24"/>
+          <w:lang w:eastAsia="fr-FR"/>
+        </w:rPr>
+        <w:t xml:space="preserve">FONCTION </w:t>
+      </w:r>
+      <w:proofErr w:type="spellStart"/>
+      <w:r>
+        <w:rPr>
+          <w:rFonts w:eastAsia="Times New Roman" w:cstheme="minorHAnsi"/>
+          <w:sz w:val="24"/>
+          <w:szCs w:val="24"/>
+          <w:lang w:eastAsia="fr-FR"/>
+        </w:rPr>
+        <w:t>ajouterPrenom</w:t>
+      </w:r>
+      <w:proofErr w:type="spellEnd"/>
+      <w:r>
+        <w:rPr>
+          <w:rFonts w:eastAsia="Times New Roman" w:cstheme="minorHAnsi"/>
+          <w:sz w:val="24"/>
+          <w:szCs w:val="24"/>
+          <w:lang w:eastAsia="fr-FR"/>
+        </w:rPr>
+        <w:t>(</w:t>
+      </w:r>
+      <w:proofErr w:type="spellStart"/>
+      <w:proofErr w:type="gramStart"/>
+      <w:r>
+        <w:rPr>
+          <w:rFonts w:eastAsia="Times New Roman" w:cstheme="minorHAnsi"/>
+          <w:sz w:val="24"/>
+          <w:szCs w:val="24"/>
+          <w:lang w:eastAsia="fr-FR"/>
+        </w:rPr>
+        <w:t>listePrenom,prenom</w:t>
+      </w:r>
+      <w:proofErr w:type="spellEnd"/>
+      <w:proofErr w:type="gramEnd"/>
+      <w:r>
+        <w:rPr>
+          <w:rFonts w:eastAsia="Times New Roman" w:cstheme="minorHAnsi"/>
+          <w:sz w:val="24"/>
+          <w:szCs w:val="24"/>
+          <w:lang w:eastAsia="fr-FR"/>
+        </w:rPr>
+        <w:t>)</w:t>
+      </w:r>
+    </w:p>
+    <w:p>
+      <w:pPr>
+        <w:spacing w:after="0" w:line="330" w:lineRule="atLeast"/>
+        <w:textAlignment w:val="baseline"/>
+        <w:rPr>
+          <w:rFonts w:eastAsia="Times New Roman" w:cstheme="minorHAnsi"/>
+          <w:sz w:val="24"/>
+          <w:szCs w:val="24"/>
+          <w:lang w:eastAsia="fr-FR"/>
+        </w:rPr>
+      </w:pPr>
+      <w:r>
+        <w:rPr>
+          <w:rFonts w:eastAsia="Times New Roman" w:cstheme="minorHAnsi"/>
+          <w:sz w:val="24"/>
+          <w:szCs w:val="24"/>
+          <w:lang w:eastAsia="fr-FR"/>
+        </w:rPr>
+        <w:t>DEMANDER à l’utilisateur de créer un prénom</w:t>
+      </w:r>
+    </w:p>
+    <w:p>
+      <w:pPr>
+        <w:spacing w:after="0" w:line="330" w:lineRule="atLeast"/>
+        <w:textAlignment w:val="baseline"/>
+        <w:rPr>
+          <w:rFonts w:eastAsia="Times New Roman" w:cstheme="minorHAnsi"/>
+          <w:sz w:val="24"/>
+          <w:szCs w:val="24"/>
+          <w:lang w:eastAsia="fr-FR"/>
+        </w:rPr>
+      </w:pPr>
+      <w:proofErr w:type="spellStart"/>
+      <w:proofErr w:type="gramStart"/>
+      <w:r>
+        <w:rPr>
+          <w:rFonts w:eastAsia="Times New Roman" w:cstheme="minorHAnsi"/>
+          <w:sz w:val="24"/>
+          <w:szCs w:val="24"/>
+          <w:lang w:eastAsia="fr-FR"/>
+        </w:rPr>
+        <w:t>p</w:t>
+      </w:r>
+      <w:r>
+        <w:rPr>
+          <w:rFonts w:eastAsia="Times New Roman" w:cstheme="minorHAnsi"/>
+          <w:sz w:val="24"/>
+          <w:szCs w:val="24"/>
+          <w:lang w:eastAsia="fr-FR"/>
+        </w:rPr>
+        <w:t>renom</w:t>
+      </w:r>
+      <w:proofErr w:type="spellEnd"/>
+      <w:proofErr w:type="gramEnd"/>
+      <w:r>
+        <w:rPr>
+          <w:rFonts w:eastAsia="Times New Roman" w:cstheme="minorHAnsi"/>
+          <w:sz w:val="24"/>
+          <w:szCs w:val="24"/>
+          <w:lang w:eastAsia="fr-FR"/>
+        </w:rPr>
+        <w:t xml:space="preserve"> &lt;- entrée utilisateur</w:t>
+      </w:r>
+    </w:p>
+    <w:p>
+      <w:pPr>
+        <w:spacing w:after="0" w:line="330" w:lineRule="atLeast"/>
+        <w:textAlignment w:val="baseline"/>
+        <w:rPr>
+          <w:rFonts w:eastAsia="Times New Roman" w:cstheme="minorHAnsi"/>
+          <w:sz w:val="24"/>
+          <w:szCs w:val="24"/>
+          <w:lang w:eastAsia="fr-FR"/>
+        </w:rPr>
+      </w:pPr>
+      <w:r>
+        <w:rPr>
+          <w:rFonts w:eastAsia="Times New Roman" w:cstheme="minorHAnsi"/>
+          <w:sz w:val="24"/>
+          <w:szCs w:val="24"/>
+          <w:lang w:eastAsia="fr-FR"/>
+        </w:rPr>
+        <w:t xml:space="preserve">AJOUTER </w:t>
+      </w:r>
+      <w:proofErr w:type="spellStart"/>
+      <w:r>
+        <w:rPr>
+          <w:rFonts w:eastAsia="Times New Roman" w:cstheme="minorHAnsi"/>
+          <w:sz w:val="24"/>
+          <w:szCs w:val="24"/>
+          <w:lang w:eastAsia="fr-FR"/>
+        </w:rPr>
+        <w:t>prenom</w:t>
+      </w:r>
+      <w:proofErr w:type="spellEnd"/>
+      <w:r>
+        <w:rPr>
+          <w:rFonts w:eastAsia="Times New Roman" w:cstheme="minorHAnsi"/>
+          <w:sz w:val="24"/>
+          <w:szCs w:val="24"/>
+          <w:lang w:eastAsia="fr-FR"/>
+        </w:rPr>
+        <w:t xml:space="preserve"> à </w:t>
+      </w:r>
+      <w:proofErr w:type="spellStart"/>
+      <w:proofErr w:type="gramStart"/>
+      <w:r>
+        <w:rPr>
+          <w:rFonts w:eastAsia="Times New Roman" w:cstheme="minorHAnsi"/>
+          <w:sz w:val="24"/>
+          <w:szCs w:val="24"/>
+          <w:lang w:eastAsia="fr-FR"/>
+        </w:rPr>
+        <w:t>listeprenom</w:t>
+      </w:r>
+      <w:proofErr w:type="spellEnd"/>
+      <w:r>
+        <w:rPr>
+          <w:rFonts w:eastAsia="Times New Roman" w:cstheme="minorHAnsi"/>
+          <w:sz w:val="24"/>
+          <w:szCs w:val="24"/>
+          <w:lang w:eastAsia="fr-FR"/>
+        </w:rPr>
+        <w:t>[</w:t>
+      </w:r>
+      <w:proofErr w:type="gramEnd"/>
+      <w:r>
+        <w:rPr>
+          <w:rFonts w:eastAsia="Times New Roman" w:cstheme="minorHAnsi"/>
+          <w:sz w:val="24"/>
+          <w:szCs w:val="24"/>
+          <w:lang w:eastAsia="fr-FR"/>
+        </w:rPr>
+        <w:t>]</w:t>
+      </w:r>
+    </w:p>
+    <w:p>
+      <w:pPr>
+        <w:spacing w:after="0" w:line="330" w:lineRule="atLeast"/>
+        <w:textAlignment w:val="baseline"/>
+        <w:rPr>
+          <w:rFonts w:eastAsia="Times New Roman" w:cstheme="minorHAnsi"/>
+          <w:sz w:val="24"/>
+          <w:szCs w:val="24"/>
+          <w:lang w:eastAsia="fr-FR"/>
+        </w:rPr>
+      </w:pPr>
+      <w:proofErr w:type="spellStart"/>
+      <w:proofErr w:type="gramStart"/>
+      <w:r>
+        <w:rPr>
+          <w:rFonts w:eastAsia="Times New Roman" w:cstheme="minorHAnsi"/>
+          <w:sz w:val="24"/>
+          <w:szCs w:val="24"/>
+          <w:lang w:eastAsia="fr-FR"/>
+        </w:rPr>
+        <w:t>p</w:t>
+      </w:r>
+      <w:r>
+        <w:rPr>
+          <w:rFonts w:eastAsia="Times New Roman" w:cstheme="minorHAnsi"/>
+          <w:sz w:val="24"/>
+          <w:szCs w:val="24"/>
+          <w:lang w:eastAsia="fr-FR"/>
+        </w:rPr>
+        <w:t>renomajouter</w:t>
+      </w:r>
+      <w:proofErr w:type="spellEnd"/>
+      <w:proofErr w:type="gramEnd"/>
+      <w:r>
+        <w:rPr>
+          <w:rFonts w:eastAsia="Times New Roman" w:cstheme="minorHAnsi"/>
+          <w:sz w:val="24"/>
+          <w:szCs w:val="24"/>
+          <w:lang w:eastAsia="fr-FR"/>
+        </w:rPr>
+        <w:t xml:space="preserve"> &lt;- taille de </w:t>
+      </w:r>
+      <w:proofErr w:type="spellStart"/>
+      <w:r>
+        <w:rPr>
+          <w:rFonts w:eastAsia="Times New Roman" w:cstheme="minorHAnsi"/>
+          <w:sz w:val="24"/>
+          <w:szCs w:val="24"/>
+          <w:lang w:eastAsia="fr-FR"/>
+        </w:rPr>
+        <w:t>listeprenom</w:t>
+      </w:r>
+      <w:proofErr w:type="spellEnd"/>
+      <w:r>
+        <w:rPr>
+          <w:rFonts w:eastAsia="Times New Roman" w:cstheme="minorHAnsi"/>
+          <w:sz w:val="24"/>
+          <w:szCs w:val="24"/>
+          <w:lang w:eastAsia="fr-FR"/>
+        </w:rPr>
+        <w:t xml:space="preserve"> -1</w:t>
+      </w:r>
+    </w:p>
+    <w:p>
+      <w:pPr>
+        <w:spacing w:after="0" w:line="330" w:lineRule="atLeast"/>
+        <w:textAlignment w:val="baseline"/>
+        <w:rPr>
+          <w:rFonts w:eastAsia="Times New Roman" w:cstheme="minorHAnsi"/>
+          <w:sz w:val="24"/>
+          <w:szCs w:val="24"/>
+          <w:lang w:eastAsia="fr-FR"/>
+        </w:rPr>
+      </w:pPr>
+      <w:r>
+        <w:rPr>
+          <w:rFonts w:eastAsia="Times New Roman" w:cstheme="minorHAnsi"/>
+          <w:sz w:val="24"/>
+          <w:szCs w:val="24"/>
+          <w:lang w:eastAsia="fr-FR"/>
+        </w:rPr>
+        <w:tab/>
+        <w:t>POUR i de n -2 à 0</w:t>
+      </w:r>
+    </w:p>
+    <w:p>
+      <w:pPr>
+        <w:spacing w:after="0" w:line="330" w:lineRule="atLeast"/>
+        <w:textAlignment w:val="baseline"/>
+        <w:rPr>
+          <w:rFonts w:eastAsia="Times New Roman" w:cstheme="minorHAnsi"/>
+          <w:sz w:val="24"/>
+          <w:szCs w:val="24"/>
+          <w:lang w:eastAsia="fr-FR"/>
+        </w:rPr>
+      </w:pPr>
+      <w:r>
+        <w:rPr>
+          <w:rFonts w:eastAsia="Times New Roman" w:cstheme="minorHAnsi"/>
+          <w:sz w:val="24"/>
+          <w:szCs w:val="24"/>
+          <w:lang w:eastAsia="fr-FR"/>
+        </w:rPr>
+        <w:tab/>
+      </w:r>
+      <w:r>
+        <w:rPr>
+          <w:rFonts w:eastAsia="Times New Roman" w:cstheme="minorHAnsi"/>
+          <w:sz w:val="24"/>
+          <w:szCs w:val="24"/>
+          <w:lang w:eastAsia="fr-FR"/>
+        </w:rPr>
+        <w:tab/>
+        <w:t xml:space="preserve">SI </w:t>
+      </w:r>
+      <w:proofErr w:type="spellStart"/>
+      <w:r>
+        <w:rPr>
+          <w:rFonts w:eastAsia="Times New Roman" w:cstheme="minorHAnsi"/>
+          <w:sz w:val="24"/>
+          <w:szCs w:val="24"/>
+          <w:lang w:eastAsia="fr-FR"/>
+        </w:rPr>
+        <w:t>prenomajouter</w:t>
+      </w:r>
+      <w:proofErr w:type="spellEnd"/>
+      <w:r>
+        <w:rPr>
+          <w:rFonts w:eastAsia="Times New Roman" w:cstheme="minorHAnsi"/>
+          <w:sz w:val="24"/>
+          <w:szCs w:val="24"/>
+          <w:lang w:eastAsia="fr-FR"/>
+        </w:rPr>
+        <w:t xml:space="preserve"> </w:t>
+      </w:r>
+      <w:proofErr w:type="gramStart"/>
+      <w:r>
+        <w:rPr>
+          <w:rFonts w:eastAsia="Times New Roman" w:cstheme="minorHAnsi"/>
+          <w:sz w:val="24"/>
+          <w:szCs w:val="24"/>
+          <w:lang w:eastAsia="fr-FR"/>
+        </w:rPr>
+        <w:t xml:space="preserve">&gt;  </w:t>
+      </w:r>
+      <w:proofErr w:type="spellStart"/>
+      <w:r>
+        <w:rPr>
+          <w:rFonts w:eastAsia="Times New Roman" w:cstheme="minorHAnsi"/>
+          <w:sz w:val="24"/>
+          <w:szCs w:val="24"/>
+          <w:lang w:eastAsia="fr-FR"/>
+        </w:rPr>
+        <w:t>listePrenom</w:t>
+      </w:r>
+      <w:proofErr w:type="spellEnd"/>
+      <w:proofErr w:type="gramEnd"/>
+      <w:r>
+        <w:rPr>
+          <w:rFonts w:eastAsia="Times New Roman" w:cstheme="minorHAnsi"/>
+          <w:sz w:val="24"/>
+          <w:szCs w:val="24"/>
+          <w:lang w:eastAsia="fr-FR"/>
+        </w:rPr>
+        <w:t>[i]</w:t>
+      </w:r>
+    </w:p>
+    <w:p>
+      <w:pPr>
+        <w:spacing w:after="0" w:line="330" w:lineRule="atLeast"/>
+        <w:textAlignment w:val="baseline"/>
+        <w:rPr>
+          <w:rFonts w:eastAsia="Times New Roman" w:cstheme="minorHAnsi"/>
+          <w:sz w:val="24"/>
+          <w:szCs w:val="24"/>
+          <w:lang w:eastAsia="fr-FR"/>
+        </w:rPr>
+      </w:pPr>
+      <w:r>
+        <w:rPr>
+          <w:rFonts w:eastAsia="Times New Roman" w:cstheme="minorHAnsi"/>
+          <w:sz w:val="24"/>
+          <w:szCs w:val="24"/>
+          <w:lang w:eastAsia="fr-FR"/>
+        </w:rPr>
+        <w:tab/>
+      </w:r>
+      <w:r>
+        <w:rPr>
+          <w:rFonts w:eastAsia="Times New Roman" w:cstheme="minorHAnsi"/>
+          <w:sz w:val="24"/>
+          <w:szCs w:val="24"/>
+          <w:lang w:eastAsia="fr-FR"/>
+        </w:rPr>
+        <w:tab/>
+      </w:r>
+      <w:r>
+        <w:rPr>
+          <w:rFonts w:eastAsia="Times New Roman" w:cstheme="minorHAnsi"/>
+          <w:sz w:val="24"/>
+          <w:szCs w:val="24"/>
+          <w:lang w:eastAsia="fr-FR"/>
+        </w:rPr>
+        <w:tab/>
+        <w:t>RETOURNER « Prénom ajouté »</w:t>
+      </w:r>
+    </w:p>
+    <w:p>
+      <w:pPr>
+        <w:spacing w:after="0" w:line="330" w:lineRule="atLeast"/>
+        <w:textAlignment w:val="baseline"/>
+        <w:rPr>
+          <w:rFonts w:eastAsia="Times New Roman" w:cstheme="minorHAnsi"/>
+          <w:sz w:val="24"/>
+          <w:szCs w:val="24"/>
+          <w:lang w:eastAsia="fr-FR"/>
+        </w:rPr>
+      </w:pPr>
+      <w:r>
+        <w:rPr>
+          <w:rFonts w:eastAsia="Times New Roman" w:cstheme="minorHAnsi"/>
+          <w:sz w:val="24"/>
+          <w:szCs w:val="24"/>
+          <w:lang w:eastAsia="fr-FR"/>
+        </w:rPr>
+        <w:tab/>
+      </w:r>
+      <w:r>
+        <w:rPr>
+          <w:rFonts w:eastAsia="Times New Roman" w:cstheme="minorHAnsi"/>
+          <w:sz w:val="24"/>
+          <w:szCs w:val="24"/>
+          <w:lang w:eastAsia="fr-FR"/>
+        </w:rPr>
+        <w:tab/>
+      </w:r>
+      <w:r>
+        <w:rPr>
+          <w:rFonts w:eastAsia="Times New Roman" w:cstheme="minorHAnsi"/>
+          <w:sz w:val="24"/>
+          <w:szCs w:val="24"/>
+          <w:lang w:eastAsia="fr-FR"/>
+        </w:rPr>
+        <w:t xml:space="preserve">SINON SI </w:t>
+      </w:r>
+      <w:proofErr w:type="spellStart"/>
+      <w:r>
+        <w:rPr>
+          <w:rFonts w:eastAsia="Times New Roman" w:cstheme="minorHAnsi"/>
+          <w:sz w:val="24"/>
+          <w:szCs w:val="24"/>
+          <w:lang w:eastAsia="fr-FR"/>
+        </w:rPr>
+        <w:t>prenomajouter</w:t>
+      </w:r>
+      <w:proofErr w:type="spellEnd"/>
+      <w:r>
+        <w:rPr>
+          <w:rFonts w:eastAsia="Times New Roman" w:cstheme="minorHAnsi"/>
+          <w:sz w:val="24"/>
+          <w:szCs w:val="24"/>
+          <w:lang w:eastAsia="fr-FR"/>
+        </w:rPr>
+        <w:t xml:space="preserve"> &lt; </w:t>
+      </w:r>
+      <w:proofErr w:type="spellStart"/>
+      <w:r>
+        <w:rPr>
+          <w:rFonts w:eastAsia="Times New Roman" w:cstheme="minorHAnsi"/>
+          <w:sz w:val="24"/>
+          <w:szCs w:val="24"/>
+          <w:lang w:eastAsia="fr-FR"/>
+        </w:rPr>
+        <w:t>listePrenom</w:t>
+      </w:r>
+      <w:proofErr w:type="spellEnd"/>
+      <w:r>
+        <w:rPr>
+          <w:rFonts w:eastAsia="Times New Roman" w:cstheme="minorHAnsi"/>
+          <w:sz w:val="24"/>
+          <w:szCs w:val="24"/>
+          <w:lang w:eastAsia="fr-FR"/>
+        </w:rPr>
+        <w:t>[i]</w:t>
+      </w:r>
+    </w:p>
+    <w:p>
+      <w:pPr>
+        <w:rPr>
+          <w:sz w:val="24"/>
+          <w:szCs w:val="24"/>
+        </w:rPr>
+      </w:pPr>
+      <w:r>
+        <w:rPr>
+          <w:sz w:val="24"/>
+          <w:szCs w:val="24"/>
+        </w:rPr>
+        <w:tab/>
+      </w:r>
+      <w:r>
+        <w:rPr>
+          <w:sz w:val="24"/>
+          <w:szCs w:val="24"/>
+        </w:rPr>
+        <w:tab/>
+      </w:r>
+      <w:r>
+        <w:rPr>
+          <w:sz w:val="24"/>
+          <w:szCs w:val="24"/>
+        </w:rPr>
+        <w:tab/>
+      </w:r>
+      <w:proofErr w:type="spellStart"/>
+      <w:proofErr w:type="gramStart"/>
+      <w:r>
+        <w:rPr>
+          <w:sz w:val="24"/>
+          <w:szCs w:val="24"/>
+        </w:rPr>
+        <w:t>temp</w:t>
+      </w:r>
+      <w:proofErr w:type="spellEnd"/>
+      <w:proofErr w:type="gramEnd"/>
+      <w:r>
+        <w:rPr>
+          <w:sz w:val="24"/>
+          <w:szCs w:val="24"/>
+        </w:rPr>
+        <w:t xml:space="preserve"> &lt;- </w:t>
+      </w:r>
+      <w:proofErr w:type="spellStart"/>
+      <w:r>
+        <w:rPr>
+          <w:sz w:val="24"/>
+          <w:szCs w:val="24"/>
+        </w:rPr>
+        <w:t>listeprenom</w:t>
+      </w:r>
+      <w:proofErr w:type="spellEnd"/>
+      <w:r>
+        <w:rPr>
+          <w:sz w:val="24"/>
+          <w:szCs w:val="24"/>
+        </w:rPr>
+        <w:t>[i]</w:t>
+      </w:r>
+    </w:p>
+    <w:p>
+      <w:pPr>
+        <w:rPr>
+          <w:sz w:val="24"/>
+          <w:szCs w:val="24"/>
+        </w:rPr>
+      </w:pPr>
+      <w:r>
+        <w:rPr>
+          <w:sz w:val="24"/>
+          <w:szCs w:val="24"/>
+        </w:rPr>
+        <w:tab/>
+      </w:r>
+      <w:r>
+        <w:rPr>
+          <w:sz w:val="24"/>
+          <w:szCs w:val="24"/>
+        </w:rPr>
+        <w:tab/>
+      </w:r>
+      <w:r>
+        <w:rPr>
+          <w:sz w:val="24"/>
+          <w:szCs w:val="24"/>
+        </w:rPr>
+        <w:tab/>
+      </w:r>
+      <w:proofErr w:type="spellStart"/>
+      <w:proofErr w:type="gramStart"/>
+      <w:r>
+        <w:rPr>
+          <w:sz w:val="24"/>
+          <w:szCs w:val="24"/>
+        </w:rPr>
+        <w:t>listeprenom</w:t>
+      </w:r>
+      <w:proofErr w:type="spellEnd"/>
+      <w:proofErr w:type="gramEnd"/>
+      <w:r>
+        <w:rPr>
+          <w:sz w:val="24"/>
+          <w:szCs w:val="24"/>
+        </w:rPr>
+        <w:t>[i]</w:t>
+      </w:r>
+      <w:r>
+        <w:rPr>
+          <w:sz w:val="24"/>
+          <w:szCs w:val="24"/>
+        </w:rPr>
+        <w:t xml:space="preserve">&lt;- </w:t>
+      </w:r>
+      <w:proofErr w:type="spellStart"/>
+      <w:r>
+        <w:rPr>
+          <w:sz w:val="24"/>
+          <w:szCs w:val="24"/>
+        </w:rPr>
+        <w:t>prenomajouter</w:t>
+      </w:r>
+      <w:proofErr w:type="spellEnd"/>
+    </w:p>
+    <w:p>
+      <w:pPr>
+        <w:rPr>
+          <w:sz w:val="24"/>
+          <w:szCs w:val="24"/>
+        </w:rPr>
+      </w:pPr>
+      <w:r>
+        <w:rPr>
+          <w:sz w:val="24"/>
+          <w:szCs w:val="24"/>
+        </w:rPr>
+        <w:tab/>
+      </w:r>
+      <w:r>
+        <w:rPr>
+          <w:sz w:val="24"/>
+          <w:szCs w:val="24"/>
+        </w:rPr>
+        <w:tab/>
+      </w:r>
+      <w:r>
+        <w:rPr>
+          <w:sz w:val="24"/>
+          <w:szCs w:val="24"/>
+        </w:rPr>
+        <w:tab/>
+      </w:r>
+      <w:proofErr w:type="spellStart"/>
+      <w:proofErr w:type="gramStart"/>
+      <w:r>
+        <w:rPr>
+          <w:sz w:val="24"/>
+          <w:szCs w:val="24"/>
+        </w:rPr>
+        <w:t>prenomajouter</w:t>
+      </w:r>
+      <w:proofErr w:type="spellEnd"/>
+      <w:proofErr w:type="gramEnd"/>
+      <w:r>
+        <w:rPr>
+          <w:sz w:val="24"/>
+          <w:szCs w:val="24"/>
+        </w:rPr>
+        <w:t xml:space="preserve"> </w:t>
+      </w:r>
+      <w:r>
+        <w:rPr>
+          <w:sz w:val="24"/>
+          <w:szCs w:val="24"/>
+        </w:rPr>
+        <w:t xml:space="preserve">&lt;- </w:t>
+      </w:r>
+      <w:proofErr w:type="spellStart"/>
+      <w:r>
+        <w:rPr>
+          <w:sz w:val="24"/>
+          <w:szCs w:val="24"/>
+        </w:rPr>
+        <w:t>temp</w:t>
+      </w:r>
+      <w:proofErr w:type="spellEnd"/>
+    </w:p>
+    <w:p>
+      <w:pPr>
+        <w:spacing w:after="0" w:line="330" w:lineRule="atLeast"/>
+        <w:textAlignment w:val="baseline"/>
+        <w:rPr>
+          <w:rFonts w:eastAsia="Times New Roman" w:cstheme="minorHAnsi"/>
+          <w:sz w:val="24"/>
+          <w:szCs w:val="24"/>
+          <w:lang w:eastAsia="fr-FR"/>
+        </w:rPr>
+      </w:pPr>
+    </w:p>
+    <w:p>
+      <w:pPr>
+        <w:spacing w:after="0" w:line="330" w:lineRule="atLeast"/>
+        <w:textAlignment w:val="baseline"/>
+        <w:rPr>
+          <w:rFonts w:eastAsia="Times New Roman" w:cstheme="minorHAnsi"/>
+          <w:sz w:val="24"/>
+          <w:szCs w:val="24"/>
+          <w:lang w:eastAsia="fr-FR"/>
+        </w:rPr>
+      </w:pPr>
+      <w:r>
+        <w:rPr>
+          <w:rFonts w:eastAsia="Times New Roman" w:cstheme="minorHAnsi"/>
+          <w:sz w:val="24"/>
+          <w:szCs w:val="24"/>
+          <w:lang w:eastAsia="fr-FR"/>
+        </w:rPr>
+        <w:tab/>
+      </w:r>
+      <w:r>
+        <w:rPr>
+          <w:rFonts w:eastAsia="Times New Roman" w:cstheme="minorHAnsi"/>
+          <w:sz w:val="24"/>
+          <w:szCs w:val="24"/>
+          <w:lang w:eastAsia="fr-FR"/>
+        </w:rPr>
+        <w:tab/>
+        <w:t xml:space="preserve">SINON </w:t>
+      </w:r>
+    </w:p>
+    <w:p>
+      <w:pPr>
+        <w:spacing w:after="0" w:line="330" w:lineRule="atLeast"/>
+        <w:textAlignment w:val="baseline"/>
+        <w:rPr>
+          <w:rFonts w:eastAsia="Times New Roman" w:cstheme="minorHAnsi"/>
+          <w:sz w:val="24"/>
+          <w:szCs w:val="24"/>
+          <w:lang w:eastAsia="fr-FR"/>
+        </w:rPr>
+      </w:pPr>
+      <w:r>
+        <w:rPr>
+          <w:rFonts w:eastAsia="Times New Roman" w:cstheme="minorHAnsi"/>
+          <w:sz w:val="24"/>
+          <w:szCs w:val="24"/>
+          <w:lang w:eastAsia="fr-FR"/>
+        </w:rPr>
+        <w:tab/>
+      </w:r>
+      <w:r>
+        <w:rPr>
+          <w:rFonts w:eastAsia="Times New Roman" w:cstheme="minorHAnsi"/>
+          <w:sz w:val="24"/>
+          <w:szCs w:val="24"/>
+          <w:lang w:eastAsia="fr-FR"/>
+        </w:rPr>
+        <w:tab/>
+      </w:r>
+      <w:r>
+        <w:rPr>
+          <w:rFonts w:eastAsia="Times New Roman" w:cstheme="minorHAnsi"/>
+          <w:sz w:val="24"/>
+          <w:szCs w:val="24"/>
+          <w:lang w:eastAsia="fr-FR"/>
+        </w:rPr>
+        <w:tab/>
+        <w:t>RETOURNER « Erreur ce Prénom</w:t>
+      </w:r>
+      <w:r>
+        <w:rPr>
+          <w:rFonts w:eastAsia="Times New Roman" w:cstheme="minorHAnsi"/>
+          <w:sz w:val="24"/>
+          <w:szCs w:val="24"/>
+          <w:lang w:eastAsia="fr-FR"/>
+        </w:rPr>
+        <w:t xml:space="preserve"> existe déjà »</w:t>
+      </w:r>
+    </w:p>
+    <w:p>
+      <w:pPr>
+        <w:spacing w:after="0" w:line="330" w:lineRule="atLeast"/>
+        <w:textAlignment w:val="baseline"/>
+        <w:rPr>
+          <w:rFonts w:eastAsia="Times New Roman" w:cstheme="minorHAnsi"/>
+          <w:sz w:val="24"/>
+          <w:szCs w:val="24"/>
+          <w:lang w:eastAsia="fr-FR"/>
+        </w:rPr>
+      </w:pPr>
+      <w:r>
+        <w:rPr>
+          <w:rFonts w:eastAsia="Times New Roman" w:cstheme="minorHAnsi"/>
+          <w:sz w:val="24"/>
+          <w:szCs w:val="24"/>
+          <w:lang w:eastAsia="fr-FR"/>
+        </w:rPr>
+        <w:tab/>
+      </w:r>
+      <w:r>
+        <w:rPr>
+          <w:rFonts w:eastAsia="Times New Roman" w:cstheme="minorHAnsi"/>
+          <w:sz w:val="24"/>
+          <w:szCs w:val="24"/>
+          <w:lang w:eastAsia="fr-FR"/>
+        </w:rPr>
+        <w:tab/>
+        <w:t>FIN SI</w:t>
+      </w:r>
+    </w:p>
+    <w:p>
+      <w:pPr>
+        <w:spacing w:after="0" w:line="330" w:lineRule="atLeast"/>
+        <w:textAlignment w:val="baseline"/>
+        <w:rPr>
+          <w:rFonts w:eastAsia="Times New Roman" w:cstheme="minorHAnsi"/>
+          <w:sz w:val="24"/>
+          <w:szCs w:val="24"/>
+          <w:lang w:eastAsia="fr-FR"/>
+        </w:rPr>
+      </w:pPr>
+      <w:r>
+        <w:rPr>
+          <w:rFonts w:eastAsia="Times New Roman" w:cstheme="minorHAnsi"/>
+          <w:sz w:val="24"/>
+          <w:szCs w:val="24"/>
+          <w:lang w:eastAsia="fr-FR"/>
+        </w:rPr>
+        <w:tab/>
+        <w:t>FIN POUR</w:t>
+      </w:r>
+    </w:p>
+    <w:p>
+      <w:pPr>
+        <w:spacing w:after="0" w:line="330" w:lineRule="atLeast"/>
+        <w:textAlignment w:val="baseline"/>
+        <w:rPr>
+          <w:rFonts w:eastAsia="Times New Roman" w:cstheme="minorHAnsi"/>
+          <w:sz w:val="24"/>
+          <w:szCs w:val="24"/>
+          <w:lang w:eastAsia="fr-FR"/>
+        </w:rPr>
+      </w:pPr>
+      <w:r>
+        <w:rPr>
+          <w:rFonts w:eastAsia="Times New Roman" w:cstheme="minorHAnsi"/>
+          <w:sz w:val="24"/>
+          <w:szCs w:val="24"/>
+          <w:lang w:eastAsia="fr-FR"/>
+        </w:rPr>
+        <w:t>FIN FONCTION</w:t>
+      </w:r>
       <w:bookmarkStart w:id="0" w:name="_GoBack"/>
       <w:bookmarkEnd w:id="0"/>
     </w:p>
@@ -233,7 +1184,18 @@
         <w:textAlignment w:val="baseline"/>
         <w:rPr>
           <w:rFonts w:eastAsia="Times New Roman" w:cstheme="minorHAnsi"/>
-          <w:i/>
+          <w:sz w:val="24"/>
+          <w:szCs w:val="24"/>
+          <w:lang w:eastAsia="fr-FR"/>
+        </w:rPr>
+      </w:pPr>
+    </w:p>
+    <w:p>
+      <w:pPr>
+        <w:spacing w:after="0" w:line="330" w:lineRule="atLeast"/>
+        <w:textAlignment w:val="baseline"/>
+        <w:rPr>
+          <w:rFonts w:eastAsia="Times New Roman" w:cstheme="minorHAnsi"/>
           <w:sz w:val="24"/>
           <w:szCs w:val="24"/>
           <w:lang w:eastAsia="fr-FR"/>
@@ -366,6 +1328,7 @@
           <w:szCs w:val="24"/>
           <w:lang w:eastAsia="fr-FR"/>
         </w:rPr>
+        <w:lastRenderedPageBreak/>
         <w:tab/>
         <w:t xml:space="preserve">SI </w:t>
       </w:r>

--- a/Exercice de recherche.docx
+++ b/Exercice de recherche.docx
@@ -991,14 +991,7 @@
           <w:sz w:val="24"/>
           <w:szCs w:val="24"/>
         </w:rPr>
-        <w:t xml:space="preserve"> </w:t>
-      </w:r>
-      <w:r>
-        <w:rPr>
-          <w:sz w:val="24"/>
-          <w:szCs w:val="24"/>
-        </w:rPr>
-        <w:t xml:space="preserve">&lt;- </w:t>
+        <w:t xml:space="preserve"> &lt;- </w:t>
       </w:r>
       <w:proofErr w:type="spellStart"/>
       <w:r>
@@ -1175,8 +1168,6 @@
         </w:rPr>
         <w:t>FIN FONCTION</w:t>
       </w:r>
-      <w:bookmarkStart w:id="0" w:name="_GoBack"/>
-      <w:bookmarkEnd w:id="0"/>
     </w:p>
     <w:p>
       <w:pPr>
@@ -2561,14 +2552,11 @@
       </w:r>
     </w:p>
     <w:p>
-      <w:proofErr w:type="gramStart"/>
-      <w:r>
-        <w:t>fin</w:t>
-      </w:r>
-      <w:proofErr w:type="gramEnd"/>
-      <w:r>
-        <w:t xml:space="preserve"> &lt;- 0</w:t>
-      </w:r>
+      <w:r>
+        <w:t>fin &lt;- taille tab -1</w:t>
+      </w:r>
+      <w:bookmarkStart w:id="0" w:name="_GoBack"/>
+      <w:bookmarkEnd w:id="0"/>
     </w:p>
     <w:p>
       <w:r>

--- a/Exercice de recherche.docx
+++ b/Exercice de recherche.docx
@@ -2552,241 +2552,264 @@
       </w:r>
     </w:p>
     <w:p>
-      <w:r>
-        <w:t>fin &lt;- taille tab -1</w:t>
+      <w:proofErr w:type="gramStart"/>
+      <w:r>
+        <w:t>fin</w:t>
+      </w:r>
+      <w:proofErr w:type="gramEnd"/>
+      <w:r>
+        <w:t xml:space="preserve"> &lt;- taille tab -1</w:t>
+      </w:r>
+    </w:p>
+    <w:p>
+      <w:r>
+        <w:t xml:space="preserve">TANT QUE </w:t>
+      </w:r>
+      <w:proofErr w:type="spellStart"/>
+      <w:r>
+        <w:t>debut</w:t>
+      </w:r>
+      <w:proofErr w:type="spellEnd"/>
+      <w:r>
+        <w:t xml:space="preserve"> &lt;= fin</w:t>
+      </w:r>
+    </w:p>
+    <w:p>
+      <w:r>
+        <w:lastRenderedPageBreak/>
+        <w:tab/>
+      </w:r>
+      <w:proofErr w:type="gramStart"/>
+      <w:r>
+        <w:t>milieu</w:t>
+      </w:r>
+      <w:proofErr w:type="gramEnd"/>
+      <w:r>
+        <w:t xml:space="preserve"> &lt;- arrondi ((</w:t>
+      </w:r>
+      <w:proofErr w:type="spellStart"/>
+      <w:r>
+        <w:t>debut</w:t>
+      </w:r>
+      <w:proofErr w:type="spellEnd"/>
+      <w:r>
+        <w:t xml:space="preserve"> + fin)/2)</w:t>
+      </w:r>
+    </w:p>
+    <w:p>
+      <w:r>
+        <w:tab/>
+      </w:r>
+      <w:r>
+        <w:t>SI tableau(milieu) = nombre</w:t>
+      </w:r>
+    </w:p>
+    <w:p>
+      <w:r>
+        <w:tab/>
+      </w:r>
+      <w:r>
+        <w:tab/>
+        <w:t>RETOURNER milieu</w:t>
+      </w:r>
+    </w:p>
+    <w:p>
+      <w:r>
+        <w:tab/>
+        <w:t>SINON SI tableau(milieu) &lt; nombre</w:t>
+      </w:r>
+    </w:p>
+    <w:p>
+      <w:r>
+        <w:tab/>
+      </w:r>
+      <w:r>
+        <w:tab/>
+      </w:r>
+      <w:proofErr w:type="spellStart"/>
+      <w:proofErr w:type="gramStart"/>
+      <w:r>
+        <w:t>debut</w:t>
+      </w:r>
+      <w:proofErr w:type="spellEnd"/>
+      <w:proofErr w:type="gramEnd"/>
+      <w:r>
+        <w:t xml:space="preserve"> &lt;- milieu +1</w:t>
+      </w:r>
+    </w:p>
+    <w:p>
+      <w:r>
+        <w:tab/>
+        <w:t xml:space="preserve">SINON </w:t>
+      </w:r>
+    </w:p>
+    <w:p>
+      <w:r>
+        <w:tab/>
+      </w:r>
+      <w:r>
+        <w:tab/>
+      </w:r>
+      <w:proofErr w:type="gramStart"/>
+      <w:r>
+        <w:t>fin</w:t>
+      </w:r>
+      <w:proofErr w:type="gramEnd"/>
+      <w:r>
+        <w:t xml:space="preserve"> &lt;- milieu -1</w:t>
+      </w:r>
+    </w:p>
+    <w:p>
+      <w:r>
+        <w:tab/>
+        <w:t>FIN SI</w:t>
+      </w:r>
+    </w:p>
+    <w:p>
+      <w:r>
+        <w:t>FIN TANT QUE</w:t>
+      </w:r>
+    </w:p>
+    <w:p>
+      <w:r>
+        <w:tab/>
+        <w:t>RETOURNER « Non trouvé »</w:t>
+      </w:r>
+    </w:p>
+    <w:p>
+      <w:r>
+        <w:t>FIN FONCTION</w:t>
+      </w:r>
+    </w:p>
+    <w:p>
+      <w:r>
+        <w:t>//Traçage</w:t>
+      </w:r>
+    </w:p>
+    <w:p>
+      <w:r>
+        <w:t>Passage 1 début = 0 et fin = 11 – 1 = 10</w:t>
+      </w:r>
+    </w:p>
+    <w:p>
+      <w:r>
+        <w:t>Milieu = arrondi (0+</w:t>
+      </w:r>
+      <w:proofErr w:type="gramStart"/>
+      <w:r>
+        <w:t>10)/</w:t>
+      </w:r>
+      <w:proofErr w:type="gramEnd"/>
+      <w:r>
+        <w:t>2 = 5</w:t>
+      </w:r>
+    </w:p>
+    <w:p>
+      <w:r>
+        <w:t>Valeur index 5 = 23</w:t>
+      </w:r>
+    </w:p>
+    <w:p>
+      <w:r>
+        <w:t>23 &gt; 5 donc fin devient milieu</w:t>
+      </w:r>
+      <w:r>
+        <w:t xml:space="preserve"> -1</w:t>
+      </w:r>
+    </w:p>
+    <w:p/>
+    <w:p>
+      <w:r>
+        <w:t>Passage 2 début = 0 et fin = 4</w:t>
+      </w:r>
+    </w:p>
+    <w:p>
+      <w:r>
+        <w:t>Milieu= arrondi (0+</w:t>
+      </w:r>
+      <w:proofErr w:type="gramStart"/>
+      <w:r>
+        <w:t>4)/</w:t>
+      </w:r>
+      <w:proofErr w:type="gramEnd"/>
+      <w:r>
+        <w:t>2 = 2</w:t>
+      </w:r>
+    </w:p>
+    <w:p>
+      <w:r>
+        <w:t>Valeur index 2 = 8</w:t>
+      </w:r>
+    </w:p>
+    <w:p>
+      <w:r>
+        <w:t>8 &gt; 5 donc fin devient milieu</w:t>
+      </w:r>
+      <w:r>
+        <w:t xml:space="preserve"> -1</w:t>
+      </w:r>
+    </w:p>
+    <w:p/>
+    <w:p>
+      <w:r>
+        <w:t xml:space="preserve">Passage 3 </w:t>
+      </w:r>
+      <w:proofErr w:type="spellStart"/>
+      <w:r>
+        <w:t>debut</w:t>
+      </w:r>
+      <w:proofErr w:type="spellEnd"/>
+      <w:r>
+        <w:t xml:space="preserve"> = 0 et fin = 1</w:t>
+      </w:r>
+    </w:p>
+    <w:p>
+      <w:r>
+        <w:t>Milieu = arrondi</w:t>
+      </w:r>
+      <w:r>
+        <w:t xml:space="preserve"> (0+</w:t>
+      </w:r>
+      <w:proofErr w:type="gramStart"/>
+      <w:r>
+        <w:t>1</w:t>
+      </w:r>
+      <w:r>
+        <w:t>)/</w:t>
+      </w:r>
+      <w:proofErr w:type="gramEnd"/>
+      <w:r>
+        <w:t xml:space="preserve">2 = </w:t>
+      </w:r>
+      <w:r>
+        <w:t>0.5=1</w:t>
+      </w:r>
+    </w:p>
+    <w:p>
+      <w:r>
+        <w:t>Valeur index 1</w:t>
+      </w:r>
+      <w:r>
+        <w:t xml:space="preserve"> = 5</w:t>
+      </w:r>
+    </w:p>
+    <w:p>
+      <w:r>
+        <w:t>5 = 5 donc</w:t>
+      </w:r>
+    </w:p>
+    <w:p>
+      <w:r>
+        <w:t>Fin de traçage</w:t>
+      </w:r>
+    </w:p>
+    <w:p/>
+    <w:p>
+      <w:r>
+        <w:t>Donc l’index de 5 est 1</w:t>
       </w:r>
       <w:bookmarkStart w:id="0" w:name="_GoBack"/>
       <w:bookmarkEnd w:id="0"/>
-    </w:p>
-    <w:p>
-      <w:r>
-        <w:t xml:space="preserve">TANT QUE </w:t>
-      </w:r>
-      <w:proofErr w:type="spellStart"/>
-      <w:r>
-        <w:t>debut</w:t>
-      </w:r>
-      <w:proofErr w:type="spellEnd"/>
-      <w:r>
-        <w:t xml:space="preserve"> &lt;= fin</w:t>
-      </w:r>
-    </w:p>
-    <w:p>
-      <w:r>
-        <w:lastRenderedPageBreak/>
-        <w:tab/>
-      </w:r>
-      <w:proofErr w:type="gramStart"/>
-      <w:r>
-        <w:t>milieu</w:t>
-      </w:r>
-      <w:proofErr w:type="gramEnd"/>
-      <w:r>
-        <w:t xml:space="preserve"> &lt;- arrondi ((</w:t>
-      </w:r>
-      <w:proofErr w:type="spellStart"/>
-      <w:r>
-        <w:t>debut</w:t>
-      </w:r>
-      <w:proofErr w:type="spellEnd"/>
-      <w:r>
-        <w:t xml:space="preserve"> + fin)/2)</w:t>
-      </w:r>
-    </w:p>
-    <w:p>
-      <w:r>
-        <w:tab/>
-      </w:r>
-      <w:r>
-        <w:t>SI tableau(milieu) = nombre</w:t>
-      </w:r>
-    </w:p>
-    <w:p>
-      <w:r>
-        <w:tab/>
-      </w:r>
-      <w:r>
-        <w:tab/>
-        <w:t>RETOURNER milieu</w:t>
-      </w:r>
-    </w:p>
-    <w:p>
-      <w:r>
-        <w:tab/>
-        <w:t>SINON SI tableau(milieu) &lt; nombre</w:t>
-      </w:r>
-    </w:p>
-    <w:p>
-      <w:r>
-        <w:tab/>
-      </w:r>
-      <w:r>
-        <w:tab/>
-      </w:r>
-      <w:proofErr w:type="spellStart"/>
-      <w:proofErr w:type="gramStart"/>
-      <w:r>
-        <w:t>debut</w:t>
-      </w:r>
-      <w:proofErr w:type="spellEnd"/>
-      <w:proofErr w:type="gramEnd"/>
-      <w:r>
-        <w:t xml:space="preserve"> &lt;- milieu +1</w:t>
-      </w:r>
-    </w:p>
-    <w:p>
-      <w:r>
-        <w:tab/>
-        <w:t xml:space="preserve">SINON </w:t>
-      </w:r>
-    </w:p>
-    <w:p>
-      <w:r>
-        <w:tab/>
-      </w:r>
-      <w:r>
-        <w:tab/>
-      </w:r>
-      <w:proofErr w:type="gramStart"/>
-      <w:r>
-        <w:t>fin</w:t>
-      </w:r>
-      <w:proofErr w:type="gramEnd"/>
-      <w:r>
-        <w:t xml:space="preserve"> &lt;- milieu -1</w:t>
-      </w:r>
-    </w:p>
-    <w:p>
-      <w:r>
-        <w:tab/>
-        <w:t>FIN SI</w:t>
-      </w:r>
-    </w:p>
-    <w:p>
-      <w:r>
-        <w:t>FIN TANT QUE</w:t>
-      </w:r>
-    </w:p>
-    <w:p>
-      <w:r>
-        <w:tab/>
-        <w:t>RETOURNER « Non trouvé »</w:t>
-      </w:r>
-    </w:p>
-    <w:p>
-      <w:r>
-        <w:t>FIN FONCTION</w:t>
-      </w:r>
-    </w:p>
-    <w:p>
-      <w:r>
-        <w:t>//Traçage</w:t>
-      </w:r>
-    </w:p>
-    <w:p>
-      <w:r>
-        <w:t>Passage 1 début = 0 et fin = 11 – 1 = 10</w:t>
-      </w:r>
-    </w:p>
-    <w:p>
-      <w:r>
-        <w:t>Milieu = arrondi (0+</w:t>
-      </w:r>
-      <w:proofErr w:type="gramStart"/>
-      <w:r>
-        <w:t>10)/</w:t>
-      </w:r>
-      <w:proofErr w:type="gramEnd"/>
-      <w:r>
-        <w:t>2 = 5</w:t>
-      </w:r>
-    </w:p>
-    <w:p>
-      <w:r>
-        <w:t>Valeur index 5 = 23</w:t>
-      </w:r>
-    </w:p>
-    <w:p>
-      <w:r>
-        <w:t>23 &gt; 5 donc fin devient milieu</w:t>
-      </w:r>
-    </w:p>
-    <w:p/>
-    <w:p>
-      <w:r>
-        <w:t>Passage 2 début = 0 et fin = 5</w:t>
-      </w:r>
-    </w:p>
-    <w:p>
-      <w:r>
-        <w:t>Milieu= arrondi (0+</w:t>
-      </w:r>
-      <w:proofErr w:type="gramStart"/>
-      <w:r>
-        <w:t>5)/</w:t>
-      </w:r>
-      <w:proofErr w:type="gramEnd"/>
-      <w:r>
-        <w:t>2 = 2.5 = 3</w:t>
-      </w:r>
-    </w:p>
-    <w:p>
-      <w:r>
-        <w:t>Valeur index 3 = 8</w:t>
-      </w:r>
-    </w:p>
-    <w:p>
-      <w:r>
-        <w:t>8 &gt; 5 donc fin devient milieu</w:t>
-      </w:r>
-    </w:p>
-    <w:p/>
-    <w:p>
-      <w:r>
-        <w:t xml:space="preserve">Passage 3 </w:t>
-      </w:r>
-      <w:proofErr w:type="spellStart"/>
-      <w:r>
-        <w:t>debut</w:t>
-      </w:r>
-      <w:proofErr w:type="spellEnd"/>
-      <w:r>
-        <w:t xml:space="preserve"> = 0 et fin = 3</w:t>
-      </w:r>
-    </w:p>
-    <w:p>
-      <w:r>
-        <w:t>Milieu = arrondi (0+</w:t>
-      </w:r>
-      <w:proofErr w:type="gramStart"/>
-      <w:r>
-        <w:t>3)/</w:t>
-      </w:r>
-      <w:proofErr w:type="gramEnd"/>
-      <w:r>
-        <w:t>2 = 1.5=2</w:t>
-      </w:r>
-    </w:p>
-    <w:p>
-      <w:r>
-        <w:t>Valeur index 2 = 5</w:t>
-      </w:r>
-    </w:p>
-    <w:p>
-      <w:r>
-        <w:t>5 = 5 donc</w:t>
-      </w:r>
-    </w:p>
-    <w:p>
-      <w:r>
-        <w:t>Fin de traçage</w:t>
-      </w:r>
-    </w:p>
-    <w:p/>
-    <w:p>
-      <w:r>
-        <w:t>Donc l’index de 5 est 2</w:t>
-      </w:r>
     </w:p>
     <w:sectPr>
       <w:pgSz w:w="11906" w:h="16838"/>
